--- a/for final report/צריך להיות בדוח פרויקט/תיאור הבעיה.docx
+++ b/for final report/צריך להיות בדוח פרויקט/תיאור הבעיה.docx
@@ -1,6 +1,6 @@
 
 <file path=word/document.xml><?xml version="1.0" encoding="utf-8"?>
-<w:document xmlns:wpc="http://schemas.microsoft.com/office/word/2010/wordprocessingCanvas" xmlns:cx="http://schemas.microsoft.com/office/drawing/2014/chartex" xmlns:cx1="http://schemas.microsoft.com/office/drawing/2015/9/8/chartex" xmlns:cx2="http://schemas.microsoft.com/office/drawing/2015/10/21/chartex" xmlns:cx3="http://schemas.microsoft.com/office/drawing/2016/5/9/chartex" xmlns:cx4="http://schemas.microsoft.com/office/drawing/2016/5/10/chartex" xmlns:cx5="http://schemas.microsoft.com/office/drawing/2016/5/11/chartex" xmlns:cx6="http://schemas.microsoft.com/office/drawing/2016/5/12/chartex" xmlns:cx7="http://schemas.microsoft.com/office/drawing/2016/5/13/chartex" xmlns:cx8="http://schemas.microsoft.com/office/drawing/2016/5/14/chartex" xmlns:mc="http://schemas.openxmlformats.org/markup-compatibility/2006" xmlns:aink="http://schemas.microsoft.com/office/drawing/2016/ink" xmlns:am3d="http://schemas.microsoft.com/office/drawing/2017/model3d" xmlns:o="urn:schemas-microsoft-com:office:office" xmlns:oel="http://schemas.microsoft.com/office/2019/extlst" xmlns:r="http://schemas.openxmlformats.org/officeDocument/2006/relationships" xmlns:m="http://schemas.openxmlformats.org/officeDocument/2006/math" xmlns:v="urn:schemas-microsoft-com:vml" xmlns:wp14="http://schemas.microsoft.com/office/word/2010/wordprocessingDrawing" xmlns:wp="http://schemas.openxmlformats.org/drawingml/2006/wordprocessingDrawing" xmlns:w10="urn:schemas-microsoft-com:office:word" xmlns:w="http://schemas.openxmlformats.org/wordprocessingml/2006/main" xmlns:w14="http://schemas.microsoft.com/office/word/2010/wordml" xmlns:w15="http://schemas.microsoft.com/office/word/2012/wordml" xmlns:w16cex="http://schemas.microsoft.com/office/word/2018/wordml/cex" xmlns:w16cid="http://schemas.microsoft.com/office/word/2016/wordml/cid" xmlns:w16="http://schemas.microsoft.com/office/word/2018/wordml" xmlns:w16du="http://schemas.microsoft.com/office/word/2023/wordml/word16du" xmlns:w16sdtdh="http://schemas.microsoft.com/office/word/2020/wordml/sdtdatahash" xmlns:w16sdtfl="http://schemas.microsoft.com/office/word/2024/wordml/sdtformatlock" xmlns:w16se="http://schemas.microsoft.com/office/word/2015/wordml/symex" xmlns:wpg="http://schemas.microsoft.com/office/word/2010/wordprocessingGroup" xmlns:wpi="http://schemas.microsoft.com/office/word/2010/wordprocessingInk" xmlns:wne="http://schemas.microsoft.com/office/word/2006/wordml" xmlns:wps="http://schemas.microsoft.com/office/word/2010/wordprocessingShape" mc:Ignorable="w14 w15 w16se w16cid w16 w16cex w16sdtdh w16sdtfl w16du wp14">
+<w:document xmlns:wpc="http://schemas.microsoft.com/office/word/2010/wordprocessingCanvas" xmlns:cx="http://schemas.microsoft.com/office/drawing/2014/chartex" xmlns:cx1="http://schemas.microsoft.com/office/drawing/2015/9/8/chartex" xmlns:cx2="http://schemas.microsoft.com/office/drawing/2015/10/21/chartex" xmlns:cx3="http://schemas.microsoft.com/office/drawing/2016/5/9/chartex" xmlns:cx4="http://schemas.microsoft.com/office/drawing/2016/5/10/chartex" xmlns:cx5="http://schemas.microsoft.com/office/drawing/2016/5/11/chartex" xmlns:cx6="http://schemas.microsoft.com/office/drawing/2016/5/12/chartex" xmlns:cx7="http://schemas.microsoft.com/office/drawing/2016/5/13/chartex" xmlns:cx8="http://schemas.microsoft.com/office/drawing/2016/5/14/chartex" xmlns:mc="http://schemas.openxmlformats.org/markup-compatibility/2006" xmlns:aink="http://schemas.microsoft.com/office/drawing/2016/ink" xmlns:am3d="http://schemas.microsoft.com/office/drawing/2017/model3d" xmlns:o="urn:schemas-microsoft-com:office:office" xmlns:oel="http://schemas.microsoft.com/office/2019/extlst" xmlns:r="http://schemas.openxmlformats.org/officeDocument/2006/relationships" xmlns:m="http://schemas.openxmlformats.org/officeDocument/2006/math" xmlns:v="urn:schemas-microsoft-com:vml" xmlns:wp14="http://schemas.microsoft.com/office/word/2010/wordprocessingDrawing" xmlns:wp="http://schemas.openxmlformats.org/drawingml/2006/wordprocessingDrawing" xmlns:w10="urn:schemas-microsoft-com:office:word" xmlns:w="http://schemas.openxmlformats.org/wordprocessingml/2006/main" xmlns:w14="http://schemas.microsoft.com/office/word/2010/wordml" xmlns:w15="http://schemas.microsoft.com/office/word/2012/wordml" xmlns:w16cei="http://schemas.microsoft.com/office/word/2026/wordml/cei" xmlns:w16cex="http://schemas.microsoft.com/office/word/2018/wordml/cex" xmlns:w16cid="http://schemas.microsoft.com/office/word/2016/wordml/cid" xmlns:w16="http://schemas.microsoft.com/office/word/2018/wordml" xmlns:w16du="http://schemas.microsoft.com/office/word/2023/wordml/word16du" xmlns:w16sdtdh="http://schemas.microsoft.com/office/word/2020/wordml/sdtdatahash" xmlns:w16sdtfl="http://schemas.microsoft.com/office/word/2024/wordml/sdtformatlock" xmlns:w16se="http://schemas.microsoft.com/office/word/2015/wordml/symex" xmlns:wpg="http://schemas.microsoft.com/office/word/2010/wordprocessingGroup" xmlns:wpi="http://schemas.microsoft.com/office/word/2010/wordprocessingInk" xmlns:wne="http://schemas.microsoft.com/office/word/2006/wordml" xmlns:wps="http://schemas.microsoft.com/office/word/2010/wordprocessingShape" mc:Ignorable="w14 w15 w16se w16cid w16 w16cex w16sdtdh w16sdtfl w16du wp14">
   <w:body>
     <w:p>
       <w:pPr>
@@ -29,6 +29,7 @@
         <w:rPr>
           <w:rFonts w:cs="David"/>
           <w:szCs w:val="24"/>
+          <w:rtl/>
         </w:rPr>
       </w:pPr>
       <w:r>
@@ -213,178 +214,63 @@
     <w:p>
       <w:pPr>
         <w:rPr>
-          <w:rFonts w:cs="David"/>
+          <w:rFonts w:cs="David" w:hint="cs"/>
           <w:szCs w:val="24"/>
           <w:rtl/>
         </w:rPr>
       </w:pPr>
       <w:r>
         <w:rPr>
-          <w:rFonts w:cs="David"/>
-          <w:szCs w:val="24"/>
-          <w:rtl/>
-        </w:rPr>
-        <w:t>הקושי נובע מכך שה</w:t>
-      </w:r>
-      <w:r>
-        <w:rPr>
-          <w:rFonts w:cs="David" w:hint="cs"/>
-          <w:szCs w:val="24"/>
-          <w:rtl/>
-        </w:rPr>
-        <w:t>ה</w:t>
-      </w:r>
-      <w:r>
-        <w:rPr>
-          <w:rFonts w:cs="David"/>
-          <w:szCs w:val="24"/>
-          <w:rtl/>
-        </w:rPr>
-        <w:t xml:space="preserve">בדלים בין מבטאים </w:t>
-      </w:r>
-      <w:r>
-        <w:rPr>
-          <w:rFonts w:cs="David" w:hint="cs"/>
-          <w:szCs w:val="24"/>
-          <w:rtl/>
-        </w:rPr>
-        <w:t>ה</w:t>
-      </w:r>
-      <w:r>
-        <w:rPr>
-          <w:rFonts w:cs="David" w:hint="cs"/>
-          <w:szCs w:val="24"/>
-          <w:rtl/>
-        </w:rPr>
-        <w:t>ם</w:t>
-      </w:r>
-      <w:r>
-        <w:rPr>
-          <w:rFonts w:cs="David" w:hint="cs"/>
-          <w:szCs w:val="24"/>
-          <w:rtl/>
-        </w:rPr>
-        <w:t xml:space="preserve"> אינם אחידים </w:t>
-      </w:r>
-      <w:r>
-        <w:rPr>
-          <w:rFonts w:cs="David"/>
-          <w:szCs w:val="24"/>
-          <w:rtl/>
-        </w:rPr>
-        <w:t xml:space="preserve"> אלא מבוססים על דקויות פונטיות מורכבות: שינויים </w:t>
-      </w:r>
-      <w:r>
-        <w:rPr>
-          <w:rFonts w:cs="David" w:hint="cs"/>
-          <w:szCs w:val="24"/>
-          <w:rtl/>
-        </w:rPr>
-        <w:t>ב</w:t>
-      </w:r>
-      <w:r>
-        <w:rPr>
-          <w:rFonts w:cs="David"/>
-          <w:szCs w:val="24"/>
-          <w:rtl/>
-        </w:rPr>
-        <w:t>תדרי תהודה</w:t>
-      </w:r>
-      <w:r>
-        <w:rPr>
-          <w:rFonts w:cs="David"/>
-          <w:szCs w:val="24"/>
-          <w:rtl/>
-        </w:rPr>
-        <w:t>, אינטונציה, קצב הדיבור</w:t>
-      </w:r>
-      <w:r>
-        <w:rPr>
-          <w:rFonts w:cs="David" w:hint="cs"/>
-          <w:szCs w:val="24"/>
-          <w:rtl/>
-        </w:rPr>
-        <w:t xml:space="preserve"> ועוד . </w:t>
-      </w:r>
-      <w:r>
-        <w:rPr>
-          <w:rFonts w:cs="David" w:hint="cs"/>
-          <w:szCs w:val="24"/>
-          <w:rtl/>
-        </w:rPr>
-        <w:t>חלק מההבדלים</w:t>
-      </w:r>
-      <w:r>
-        <w:rPr>
-          <w:rFonts w:cs="David" w:hint="cs"/>
-          <w:szCs w:val="24"/>
-          <w:rtl/>
-        </w:rPr>
-        <w:t xml:space="preserve"> נובע</w:t>
-      </w:r>
-      <w:r>
-        <w:rPr>
-          <w:rFonts w:cs="David" w:hint="cs"/>
-          <w:szCs w:val="24"/>
-          <w:rtl/>
-        </w:rPr>
-        <w:t>ים</w:t>
-      </w:r>
-      <w:r>
-        <w:rPr>
-          <w:rFonts w:cs="David" w:hint="cs"/>
-          <w:szCs w:val="24"/>
-          <w:rtl/>
-        </w:rPr>
-        <w:t xml:space="preserve"> מ</w:t>
-      </w:r>
-      <w:r>
-        <w:rPr>
-          <w:rFonts w:cs="David"/>
-          <w:szCs w:val="24"/>
-          <w:rtl/>
-        </w:rPr>
-        <w:t>השפעות שפת האם</w:t>
-      </w:r>
-      <w:r>
-        <w:rPr>
-          <w:rFonts w:cs="David" w:hint="cs"/>
-          <w:szCs w:val="24"/>
-          <w:rtl/>
-        </w:rPr>
-        <w:t xml:space="preserve"> של הדובר </w:t>
-      </w:r>
-      <w:r>
-        <w:rPr>
-          <w:rFonts w:cs="David"/>
-          <w:szCs w:val="24"/>
-          <w:rtl/>
-        </w:rPr>
-        <w:t>על</w:t>
-      </w:r>
-      <w:r>
-        <w:rPr>
-          <w:rFonts w:cs="David" w:hint="cs"/>
-          <w:szCs w:val="24"/>
-          <w:rtl/>
-        </w:rPr>
-        <w:t xml:space="preserve"> אופן </w:t>
-      </w:r>
-      <w:r>
-        <w:rPr>
-          <w:rFonts w:cs="David"/>
-          <w:szCs w:val="24"/>
-          <w:rtl/>
-        </w:rPr>
-        <w:t xml:space="preserve"> הגיית העיצורים והתנועות</w:t>
-      </w:r>
-      <w:r>
-        <w:rPr>
-          <w:rFonts w:cs="David" w:hint="cs"/>
-          <w:szCs w:val="24"/>
-          <w:rtl/>
-        </w:rPr>
-        <w:t xml:space="preserve"> בדיבור שלו.</w:t>
+          <w:rFonts w:cs="David" w:hint="cs"/>
+          <w:szCs w:val="24"/>
+          <w:rtl/>
+        </w:rPr>
+        <w:t xml:space="preserve">גם כיום עם התפתחות סרטוני ה </w:t>
+      </w:r>
+      <w:r>
+        <w:rPr>
+          <w:rFonts w:cs="David"/>
+          <w:szCs w:val="24"/>
+        </w:rPr>
+        <w:t>AI</w:t>
+      </w:r>
+      <w:r>
+        <w:rPr>
+          <w:rFonts w:cs="David" w:hint="cs"/>
+          <w:szCs w:val="24"/>
+          <w:rtl/>
+        </w:rPr>
+        <w:t xml:space="preserve"> והשכיחות שלהם ניתן לראות כי ה </w:t>
+      </w:r>
+      <w:r>
+        <w:rPr>
+          <w:rFonts w:cs="David"/>
+          <w:szCs w:val="24"/>
+        </w:rPr>
+        <w:t>AI</w:t>
+      </w:r>
+      <w:r>
+        <w:rPr>
+          <w:rFonts w:cs="David" w:hint="cs"/>
+          <w:szCs w:val="24"/>
+          <w:rtl/>
+        </w:rPr>
+        <w:t xml:space="preserve"> מציג אנשים שמדברים עם דיקציה מושלמת ומבטא אנגלי ללא רבב ,מה שמעיד על כך שלמרות הקפיצה המשמעותית שעשה ה </w:t>
+      </w:r>
+      <w:r>
+        <w:rPr>
+          <w:rFonts w:cs="David"/>
+          <w:szCs w:val="24"/>
+        </w:rPr>
+        <w:t xml:space="preserve">AI </w:t>
+      </w:r>
+      <w:r>
+        <w:rPr>
+          <w:rFonts w:cs="David" w:hint="cs"/>
+          <w:szCs w:val="24"/>
+          <w:rtl/>
+        </w:rPr>
+        <w:t xml:space="preserve"> בתחומים רבים כולל בתחום הדיבור הוא עדיין מתקשה להבחין בין דקויות בסוגי קול שונים בפרט במבטאים ונטה ללכת על גוון קול ומבטא גנרי.  </w:t>
       </w:r>
     </w:p>
     <w:p>
@@ -392,6 +278,7 @@
         <w:rPr>
           <w:rFonts w:cs="David"/>
           <w:szCs w:val="24"/>
+          <w:rtl/>
         </w:rPr>
       </w:pPr>
       <w:r>
@@ -400,31 +287,266 @@
           <w:szCs w:val="24"/>
           <w:rtl/>
         </w:rPr>
-        <w:t xml:space="preserve">פרויקט זה נועד לענות על הצורך החיוני במסווג מבטאים ייעודי </w:t>
-      </w:r>
-      <w:r>
-        <w:rPr>
-          <w:rFonts w:cs="David" w:hint="cs"/>
-          <w:szCs w:val="24"/>
-          <w:rtl/>
-        </w:rPr>
-        <w:t>.</w:t>
+        <w:t>הקושי נובע מכך שה</w:t>
+      </w:r>
+      <w:r>
+        <w:rPr>
+          <w:rFonts w:cs="David" w:hint="cs"/>
+          <w:szCs w:val="24"/>
+          <w:rtl/>
+        </w:rPr>
+        <w:t>ה</w:t>
+      </w:r>
+      <w:r>
+        <w:rPr>
+          <w:rFonts w:cs="David"/>
+          <w:szCs w:val="24"/>
+          <w:rtl/>
+        </w:rPr>
+        <w:t xml:space="preserve">בדלים בין מבטאים </w:t>
+      </w:r>
+      <w:r>
+        <w:rPr>
+          <w:rFonts w:cs="David" w:hint="cs"/>
+          <w:szCs w:val="24"/>
+          <w:rtl/>
+        </w:rPr>
+        <w:t>ה</w:t>
+      </w:r>
+      <w:r>
+        <w:rPr>
+          <w:rFonts w:cs="David" w:hint="cs"/>
+          <w:szCs w:val="24"/>
+          <w:rtl/>
+        </w:rPr>
+        <w:t>ם</w:t>
+      </w:r>
+      <w:r>
+        <w:rPr>
+          <w:rFonts w:cs="David" w:hint="cs"/>
+          <w:szCs w:val="24"/>
+          <w:rtl/>
+        </w:rPr>
+        <w:t xml:space="preserve"> אינם אחידים </w:t>
+      </w:r>
+      <w:r>
+        <w:rPr>
+          <w:rFonts w:cs="David"/>
+          <w:szCs w:val="24"/>
+          <w:rtl/>
+        </w:rPr>
+        <w:t xml:space="preserve"> אלא מבוססים על דקויות פונטיות מורכבות: שינויים </w:t>
+      </w:r>
+      <w:r>
+        <w:rPr>
+          <w:rFonts w:cs="David" w:hint="cs"/>
+          <w:szCs w:val="24"/>
+          <w:rtl/>
+        </w:rPr>
+        <w:t>ב</w:t>
+      </w:r>
+      <w:r>
+        <w:rPr>
+          <w:rFonts w:cs="David"/>
+          <w:szCs w:val="24"/>
+          <w:rtl/>
+        </w:rPr>
+        <w:t>תדרי תהודה</w:t>
+      </w:r>
+      <w:r>
+        <w:rPr>
+          <w:rFonts w:cs="David"/>
+          <w:szCs w:val="24"/>
+          <w:rtl/>
+        </w:rPr>
+        <w:t>, אינטונציה, קצב הדיבור</w:t>
+      </w:r>
+      <w:r>
+        <w:rPr>
+          <w:rFonts w:cs="David" w:hint="cs"/>
+          <w:szCs w:val="24"/>
+          <w:rtl/>
+        </w:rPr>
+        <w:t xml:space="preserve"> ועוד . </w:t>
+      </w:r>
+      <w:r>
+        <w:rPr>
+          <w:rFonts w:cs="David" w:hint="cs"/>
+          <w:szCs w:val="24"/>
+          <w:rtl/>
+        </w:rPr>
+        <w:t>חלק מההבדלים</w:t>
+      </w:r>
+      <w:r>
+        <w:rPr>
+          <w:rFonts w:cs="David" w:hint="cs"/>
+          <w:szCs w:val="24"/>
+          <w:rtl/>
+        </w:rPr>
+        <w:t xml:space="preserve"> נובע</w:t>
+      </w:r>
+      <w:r>
+        <w:rPr>
+          <w:rFonts w:cs="David" w:hint="cs"/>
+          <w:szCs w:val="24"/>
+          <w:rtl/>
+        </w:rPr>
+        <w:t>ים</w:t>
+      </w:r>
+      <w:r>
+        <w:rPr>
+          <w:rFonts w:cs="David" w:hint="cs"/>
+          <w:szCs w:val="24"/>
+          <w:rtl/>
+        </w:rPr>
+        <w:t xml:space="preserve"> מ</w:t>
+      </w:r>
+      <w:r>
+        <w:rPr>
+          <w:rFonts w:cs="David"/>
+          <w:szCs w:val="24"/>
+          <w:rtl/>
+        </w:rPr>
+        <w:t>השפעות שפת האם</w:t>
+      </w:r>
+      <w:r>
+        <w:rPr>
+          <w:rFonts w:cs="David" w:hint="cs"/>
+          <w:szCs w:val="24"/>
+          <w:rtl/>
+        </w:rPr>
+        <w:t xml:space="preserve"> של הדובר </w:t>
+      </w:r>
+      <w:r>
+        <w:rPr>
+          <w:rFonts w:cs="David"/>
+          <w:szCs w:val="24"/>
+          <w:rtl/>
+        </w:rPr>
+        <w:t>על</w:t>
+      </w:r>
+      <w:r>
+        <w:rPr>
+          <w:rFonts w:cs="David" w:hint="cs"/>
+          <w:szCs w:val="24"/>
+          <w:rtl/>
+        </w:rPr>
+        <w:t xml:space="preserve"> אופן </w:t>
+      </w:r>
+      <w:r>
+        <w:rPr>
+          <w:rFonts w:cs="David"/>
+          <w:szCs w:val="24"/>
+          <w:rtl/>
+        </w:rPr>
+        <w:t xml:space="preserve"> הגיית העיצורים והתנועות</w:t>
+      </w:r>
+      <w:r>
+        <w:rPr>
+          <w:rFonts w:cs="David" w:hint="cs"/>
+          <w:szCs w:val="24"/>
+          <w:rtl/>
+        </w:rPr>
+        <w:t xml:space="preserve"> בדיבור שלו.</w:t>
       </w:r>
     </w:p>
     <w:p>
       <w:pPr>
         <w:rPr>
-          <w:rFonts w:hint="cs"/>
+          <w:rFonts w:cs="David"/>
+          <w:szCs w:val="24"/>
+          <w:rtl/>
         </w:rPr>
       </w:pPr>
+      <w:r>
+        <w:rPr>
+          <w:rFonts w:cs="David"/>
+          <w:szCs w:val="24"/>
+          <w:rtl/>
+        </w:rPr>
+        <w:t xml:space="preserve">פרויקט זה נועד לענות על הצורך החיוני במסווג מבטאים ייעודי </w:t>
+      </w:r>
+      <w:r>
+        <w:rPr>
+          <w:rFonts w:cs="David" w:hint="cs"/>
+          <w:szCs w:val="24"/>
+          <w:rtl/>
+        </w:rPr>
+        <w:t>.</w:t>
+      </w:r>
+      <w:r>
+        <w:rPr>
+          <w:rFonts w:cs="David" w:hint="cs"/>
+          <w:szCs w:val="24"/>
+          <w:rtl/>
+        </w:rPr>
+        <w:t xml:space="preserve"> </w:t>
+      </w:r>
+    </w:p>
+    <w:p>
+      <w:pPr>
+        <w:rPr>
+          <w:rFonts w:cs="David"/>
+          <w:szCs w:val="24"/>
+        </w:rPr>
+      </w:pPr>
+      <w:r>
+        <w:rPr>
+          <w:rFonts w:cs="David" w:hint="cs"/>
+          <w:szCs w:val="24"/>
+          <w:rtl/>
+        </w:rPr>
+        <w:t xml:space="preserve">אנו מקווים שפרויט זה יתן לנו יכולת לבחון את הקושי בזיהוי מבטאים ושהרבדים השונים בהם אנחנו מנסים לאפשר ל </w:t>
+      </w:r>
+      <w:r>
+        <w:rPr>
+          <w:rFonts w:cs="David"/>
+          <w:szCs w:val="24"/>
+        </w:rPr>
+        <w:t>AI</w:t>
+      </w:r>
+      <w:r>
+        <w:rPr>
+          <w:rFonts w:cs="David" w:hint="cs"/>
+          <w:szCs w:val="24"/>
+          <w:rtl/>
+        </w:rPr>
+        <w:t xml:space="preserve"> לסווג את המבטאים יעזרו לנו להיכנס לעולם ה </w:t>
+      </w:r>
+      <w:r>
+        <w:rPr>
+          <w:rFonts w:cs="David"/>
+          <w:szCs w:val="24"/>
+        </w:rPr>
+        <w:t>AI</w:t>
+      </w:r>
+      <w:r>
+        <w:rPr>
+          <w:rFonts w:cs="David" w:hint="cs"/>
+          <w:szCs w:val="24"/>
+          <w:rtl/>
+        </w:rPr>
+        <w:t xml:space="preserve"> לקשיים שלו בתחום ה </w:t>
+      </w:r>
+      <w:r>
+        <w:rPr>
+          <w:rFonts w:cs="David"/>
+          <w:szCs w:val="24"/>
+        </w:rPr>
+        <w:t>ASR</w:t>
+      </w:r>
+      <w:r>
+        <w:rPr>
+          <w:rFonts w:cs="David" w:hint="cs"/>
+          <w:szCs w:val="24"/>
+          <w:rtl/>
+        </w:rPr>
+        <w:t xml:space="preserve"> .</w:t>
+      </w:r>
     </w:p>
     <w:p/>
+    <w:p/>
     <w:p>
-      <w:pPr>
-        <w:rPr>
-          <w:rFonts w:hint="cs"/>
-        </w:rPr>
-      </w:pPr>
       <w:r>
         <w:t>However, automatically identifying foreign accents poses significant challenges, particularly in the context of multi-class modeling. Multi-classification models face difficulties in achieving high performance and dealing with computational challenges when confronted with multi-dimensional and unbalanced datasets, such as those with more than two accents. Furthermore, the choice of features remains a bottleneck problem for Foreign Accent Identification (FAID), further hindering performance in these tasks</w:t>
       </w:r>
@@ -469,7 +591,6 @@
     <w:p>
       <w:pPr>
         <w:rPr>
-          <w:rFonts w:hint="cs"/>
           <w:rtl/>
         </w:rPr>
       </w:pPr>
@@ -1092,6 +1213,7 @@
   <w:style w:type="character" w:default="1" w:styleId="DefaultParagraphFont">
     <w:name w:val="Default Paragraph Font"/>
     <w:uiPriority w:val="1"/>
+    <w:semiHidden/>
     <w:unhideWhenUsed/>
   </w:style>
   <w:style w:type="table" w:default="1" w:styleId="TableNormal">
